--- a/05_Funcional/SPEC_2_Dos_Puntas_y_Radio.docx
+++ b/05_Funcional/SPEC_2_Dos_Puntas_y_Radio.docx
@@ -4371,6 +4371,2878 @@
           <w:sz w:val="21"/>
         </w:rPr>
         <w:t>estado rendido no se sale solo.</w:t>
+      </w:r>
+    </w:p>
+    <w:p>
+      <w:pPr>
+        <w:spacing w:before="280" w:after="120"/>
+      </w:pPr>
+      <w:r>
+        <w:rPr>
+          <w:b/>
+          <w:color w:val="003366"/>
+          <w:sz w:val="26"/>
+        </w:rPr>
+        <w:t>7.bis EL DEGRADADO CON TESTIGO — segunda puerta, para cuando la radio no vuelve en semanas (</w:t>
+      </w:r>
+      <w:r>
+        <w:rPr>
+          <w:rFonts w:ascii="Consolas" w:hAnsi="Consolas"/>
+          <w:color w:val="003366"/>
+          <w:sz w:val="26"/>
+        </w:rPr>
+        <w:t>D-35</w:t>
+      </w:r>
+      <w:r>
+        <w:rPr>
+          <w:b/>
+          <w:color w:val="003366"/>
+          <w:sz w:val="26"/>
+        </w:rPr>
+        <w:t>)</w:t>
+      </w:r>
+    </w:p>
+    <w:p>
+      <w:pPr>
+        <w:spacing w:after="160"/>
+        <w:ind w:left="360"/>
+        <w:shd w:val="clear" w:fill="FFF4E5"/>
+      </w:pPr>
+      <w:r>
+        <w:rPr>
+          <w:b w:val="0"/>
+          <w:color w:val="960000"/>
+          <w:sz w:val="20"/>
+        </w:rPr>
+        <w:t xml:space="preserve">🔴 </w:t>
+      </w:r>
+      <w:r>
+        <w:rPr>
+          <w:b/>
+          <w:color w:val="960000"/>
+          <w:sz w:val="20"/>
+        </w:rPr>
+        <w:t>HUECO ENTERO: NADA DE ESTE APARTADO EXISTE EN EL FUENTE.</w:t>
+      </w:r>
+      <w:r>
+        <w:rPr>
+          <w:b w:val="0"/>
+          <w:color w:val="960000"/>
+          <w:sz w:val="20"/>
+        </w:rPr>
+        <w:t xml:space="preserve"> Se especifica lo que hay que construir. No toca </w:t>
+      </w:r>
+      <w:r>
+        <w:rPr>
+          <w:rFonts w:ascii="Consolas" w:hAnsi="Consolas"/>
+          <w:color w:val="960000"/>
+          <w:sz w:val="20"/>
+        </w:rPr>
+        <w:t>modo_degradado_evaluarEntrada()</w:t>
+      </w:r>
+      <w:r>
+        <w:rPr>
+          <w:b w:val="0"/>
+          <w:color w:val="960000"/>
+          <w:sz w:val="20"/>
+        </w:rPr>
+        <w:t xml:space="preserve"> ni </w:t>
+      </w:r>
+      <w:r>
+        <w:rPr>
+          <w:rFonts w:ascii="Consolas" w:hAnsi="Consolas"/>
+          <w:color w:val="960000"/>
+          <w:sz w:val="20"/>
+        </w:rPr>
+        <w:t>degradado_entrar()</w:t>
+      </w:r>
+      <w:r>
+        <w:rPr>
+          <w:b w:val="0"/>
+          <w:color w:val="960000"/>
+          <w:sz w:val="20"/>
+        </w:rPr>
+        <w:t xml:space="preserve"> (</w:t>
+      </w:r>
+      <w:r>
+        <w:rPr>
+          <w:rFonts w:ascii="Consolas" w:hAnsi="Consolas"/>
+          <w:color w:val="960000"/>
+          <w:sz w:val="20"/>
+        </w:rPr>
+        <w:t>D-18</w:t>
+      </w:r>
+      <w:r>
+        <w:rPr>
+          <w:b w:val="0"/>
+          <w:color w:val="960000"/>
+          <w:sz w:val="20"/>
+        </w:rPr>
+        <w:t>), que siguen exactamente como están — es una puerta NUEVA y PARALELA, para el caso en que el repuesto del radio tarda semanas y las condiciones de §8 —sync confirmada, desfase medido, ciclo acusado por radio— no se pueden cumplir porque no hay radio que las produzca.</w:t>
+      </w:r>
+    </w:p>
+    <w:p>
+      <w:pPr>
+        <w:spacing w:after="120"/>
+      </w:pPr>
+      <w:r>
+        <w:rPr>
+          <w:b/>
+          <w:sz w:val="21"/>
+        </w:rPr>
+        <w:t>El comando, en las DOS puntas:</w:t>
+      </w:r>
+      <w:r>
+        <w:rPr>
+          <w:b w:val="0"/>
+          <w:sz w:val="21"/>
+        </w:rPr>
+        <w:t xml:space="preserve"> </w:t>
+      </w:r>
+      <w:r>
+        <w:rPr>
+          <w:rFonts w:ascii="Consolas" w:hAnsi="Consolas"/>
+          <w:sz w:val="21"/>
+        </w:rPr>
+        <w:t>SET_MODO:DEG_T:ahora,inicio,verde,despeje</w:t>
+      </w:r>
+    </w:p>
+    <w:p>
+      <w:pPr>
+        <w:spacing w:after="120"/>
+      </w:pPr>
+      <w:r>
+        <w:rPr>
+          <w:b w:val="0"/>
+          <w:sz w:val="21"/>
+        </w:rPr>
+        <w:t>(</w:t>
+      </w:r>
+      <w:r>
+        <w:rPr>
+          <w:rFonts w:ascii="Consolas" w:hAnsi="Consolas"/>
+          <w:sz w:val="21"/>
+        </w:rPr>
+        <w:t>HH:MM:SS,HH:MM:SS,v,d</w:t>
+      </w:r>
+      <w:r>
+        <w:rPr>
+          <w:b w:val="0"/>
+          <w:sz w:val="21"/>
+        </w:rPr>
+        <w:t xml:space="preserve">), con PIN. </w:t>
+      </w:r>
+      <w:r>
+        <w:rPr>
+          <w:rFonts w:ascii="Consolas" w:hAnsi="Consolas"/>
+          <w:sz w:val="21"/>
+        </w:rPr>
+        <w:t>ahora</w:t>
+      </w:r>
+      <w:r>
+        <w:rPr>
+          <w:b w:val="0"/>
+          <w:sz w:val="21"/>
+        </w:rPr>
+        <w:t xml:space="preserve"> es la hora del teléfono EN EL INSTANTE DE ENVIAR — no depende de que</w:t>
+      </w:r>
+    </w:p>
+    <w:p>
+      <w:pPr>
+        <w:spacing w:after="120"/>
+      </w:pPr>
+      <w:r>
+        <w:rPr>
+          <w:b w:val="0"/>
+          <w:sz w:val="21"/>
+        </w:rPr>
+        <w:t xml:space="preserve">haya habido un </w:t>
+      </w:r>
+      <w:r>
+        <w:rPr>
+          <w:rFonts w:ascii="Consolas" w:hAnsi="Consolas"/>
+          <w:sz w:val="21"/>
+        </w:rPr>
+        <w:t>SET_RTC</w:t>
+      </w:r>
+      <w:r>
+        <w:rPr>
+          <w:b w:val="0"/>
+          <w:sz w:val="21"/>
+        </w:rPr>
+        <w:t xml:space="preserve"> antes (abajo se explica por qué). </w:t>
+      </w:r>
+      <w:r>
+        <w:rPr>
+          <w:rFonts w:ascii="Consolas" w:hAnsi="Consolas"/>
+          <w:sz w:val="21"/>
+        </w:rPr>
+        <w:t>inicio</w:t>
+      </w:r>
+      <w:r>
+        <w:rPr>
+          <w:b w:val="0"/>
+          <w:sz w:val="21"/>
+        </w:rPr>
+        <w:t xml:space="preserve"> es la hora de arranque —hora del teléfono más</w:t>
+      </w:r>
+    </w:p>
+    <w:p>
+      <w:pPr>
+        <w:spacing w:after="120"/>
+      </w:pPr>
+      <w:r>
+        <w:rPr>
+          <w:b w:val="0"/>
+          <w:sz w:val="21"/>
+        </w:rPr>
+        <w:t xml:space="preserve">el traslado, 20 min por defecto—; </w:t>
+      </w:r>
+      <w:r>
+        <w:rPr>
+          <w:rFonts w:ascii="Consolas" w:hAnsi="Consolas"/>
+          <w:sz w:val="21"/>
+        </w:rPr>
+        <w:t>verde</w:t>
+      </w:r>
+      <w:r>
+        <w:rPr>
+          <w:b w:val="0"/>
+          <w:sz w:val="21"/>
+        </w:rPr>
+        <w:t xml:space="preserve"> viaja fijo en </w:t>
+      </w:r>
+      <w:r>
+        <w:rPr>
+          <w:b/>
+          <w:sz w:val="21"/>
+        </w:rPr>
+        <w:t>180</w:t>
+      </w:r>
+      <w:r>
+        <w:rPr>
+          <w:b w:val="0"/>
+          <w:sz w:val="21"/>
+        </w:rPr>
+        <w:t xml:space="preserve">; </w:t>
+      </w:r>
+      <w:r>
+        <w:rPr>
+          <w:rFonts w:ascii="Consolas" w:hAnsi="Consolas"/>
+          <w:sz w:val="21"/>
+        </w:rPr>
+        <w:t>despeje</w:t>
+      </w:r>
+      <w:r>
+        <w:rPr>
+          <w:b w:val="0"/>
+          <w:sz w:val="21"/>
+        </w:rPr>
+        <w:t xml:space="preserve"> es el que configuró el operario, con</w:t>
+      </w:r>
+    </w:p>
+    <w:p>
+      <w:pPr>
+        <w:spacing w:after="120"/>
+      </w:pPr>
+      <w:r>
+        <w:rPr>
+          <w:b w:val="0"/>
+          <w:sz w:val="21"/>
+        </w:rPr>
+        <w:t xml:space="preserve">suelo </w:t>
+      </w:r>
+      <w:r>
+        <w:rPr>
+          <w:b/>
+          <w:sz w:val="21"/>
+        </w:rPr>
+        <w:t>30</w:t>
+      </w:r>
+      <w:r>
+        <w:rPr>
+          <w:b w:val="0"/>
+          <w:sz w:val="21"/>
+        </w:rPr>
+        <w:t xml:space="preserve"> y tope </w:t>
+      </w:r>
+      <w:r>
+        <w:rPr>
+          <w:b/>
+          <w:sz w:val="21"/>
+        </w:rPr>
+        <w:t>255</w:t>
+      </w:r>
+      <w:r>
+        <w:rPr>
+          <w:b w:val="0"/>
+          <w:sz w:val="21"/>
+        </w:rPr>
+        <w:t xml:space="preserve"> (el byte entero, no los 10–90 de </w:t>
+      </w:r>
+      <w:r>
+        <w:rPr>
+          <w:rFonts w:ascii="Consolas" w:hAnsi="Consolas"/>
+          <w:sz w:val="21"/>
+        </w:rPr>
+        <w:t>DESPEJE_SEG_MIN/MAX</w:t>
+      </w:r>
+      <w:r>
+        <w:rPr>
+          <w:b w:val="0"/>
+          <w:sz w:val="21"/>
+        </w:rPr>
+        <w:t xml:space="preserve"> del ciclo automático: esta orden</w:t>
+      </w:r>
+    </w:p>
+    <w:p>
+      <w:pPr>
+        <w:spacing w:after="120"/>
+      </w:pPr>
+      <w:r>
+        <w:rPr>
+          <w:b w:val="0"/>
+          <w:sz w:val="21"/>
+        </w:rPr>
+        <w:t xml:space="preserve">usa SU PROPIO rango, </w:t>
+      </w:r>
+      <w:r>
+        <w:rPr>
+          <w:rFonts w:ascii="Consolas" w:hAnsi="Consolas"/>
+          <w:sz w:val="21"/>
+        </w:rPr>
+        <w:t>TESTIGO_DESPEJE_MIN/MAX</w:t>
+      </w:r>
+      <w:r>
+        <w:rPr>
+          <w:b w:val="0"/>
+          <w:sz w:val="21"/>
+        </w:rPr>
+        <w:t>, porque un modo sin cámara ni radio que lo vigile pide más margen).</w:t>
+      </w:r>
+    </w:p>
+    <w:p>
+      <w:pPr>
+        <w:spacing w:after="120"/>
+      </w:pPr>
+      <w:r>
+        <w:rPr>
+          <w:b w:val="0"/>
+          <w:sz w:val="21"/>
+        </w:rPr>
+        <w:t xml:space="preserve">Longitud con PIN: </w:t>
+      </w:r>
+      <w:r>
+        <w:rPr>
+          <w:rFonts w:ascii="Consolas" w:hAnsi="Consolas"/>
+          <w:sz w:val="21"/>
+        </w:rPr>
+        <w:t>CMD:PIN:1234:SET_MODO:DEG_T:HH:MM:SS,HH:MM:SS,VVV,DDD</w:t>
+      </w:r>
+      <w:r>
+        <w:rPr>
+          <w:b w:val="0"/>
+          <w:sz w:val="21"/>
+        </w:rPr>
+        <w:t xml:space="preserve"> son </w:t>
+      </w:r>
+      <w:r>
+        <w:rPr>
+          <w:b/>
+          <w:sz w:val="21"/>
+        </w:rPr>
+        <w:t>53 B</w:t>
+      </w:r>
+      <w:r>
+        <w:rPr>
+          <w:b w:val="0"/>
+          <w:sz w:val="21"/>
+        </w:rPr>
+        <w:t xml:space="preserve"> contra los 63 útiles de</w:t>
+      </w:r>
+    </w:p>
+    <w:p>
+      <w:pPr>
+        <w:spacing w:after="120"/>
+      </w:pPr>
+      <w:r>
+        <w:rPr>
+          <w:rFonts w:ascii="Consolas" w:hAnsi="Consolas"/>
+          <w:sz w:val="21"/>
+        </w:rPr>
+        <w:t>TRAMA_MAX_UTIL</w:t>
+      </w:r>
+      <w:r>
+        <w:rPr>
+          <w:b w:val="0"/>
+          <w:sz w:val="21"/>
+        </w:rPr>
+        <w:t xml:space="preserve"> (</w:t>
+      </w:r>
+      <w:r>
+        <w:rPr>
+          <w:rFonts w:ascii="Consolas" w:hAnsi="Consolas"/>
+          <w:sz w:val="21"/>
+        </w:rPr>
+        <w:t>ESP32_Expansion/include/contrato.h:64</w:t>
+      </w:r>
+      <w:r>
+        <w:rPr>
+          <w:b w:val="0"/>
+          <w:sz w:val="21"/>
+        </w:rPr>
+        <w:t xml:space="preserve">, gemelo medido de </w:t>
+      </w:r>
+      <w:r>
+        <w:rPr>
+          <w:rFonts w:ascii="Consolas" w:hAnsi="Consolas"/>
+          <w:sz w:val="21"/>
+        </w:rPr>
+        <w:t>btBufIn[64]</w:t>
+      </w:r>
+      <w:r>
+        <w:rPr>
+          <w:b w:val="0"/>
+          <w:sz w:val="21"/>
+        </w:rPr>
+        <w:t xml:space="preserve"> en las dos puntas,</w:t>
+      </w:r>
+    </w:p>
+    <w:p>
+      <w:pPr>
+        <w:spacing w:after="120"/>
+      </w:pPr>
+      <w:r>
+        <w:rPr>
+          <w:rFonts w:ascii="Consolas" w:hAnsi="Consolas"/>
+          <w:sz w:val="21"/>
+        </w:rPr>
+        <w:t>Maestro/src/bluetooth.cpp:35</w:t>
+      </w:r>
+      <w:r>
+        <w:rPr>
+          <w:b w:val="0"/>
+          <w:sz w:val="21"/>
+        </w:rPr>
+        <w:t xml:space="preserve"> y </w:t>
+      </w:r>
+      <w:r>
+        <w:rPr>
+          <w:rFonts w:ascii="Consolas" w:hAnsi="Consolas"/>
+          <w:sz w:val="21"/>
+        </w:rPr>
+        <w:t>Esclavo/src/bluetooth.cpp:32</w:t>
+      </w:r>
+      <w:r>
+        <w:rPr>
+          <w:b w:val="0"/>
+          <w:sz w:val="21"/>
+        </w:rPr>
+        <w:t>) — cabe con margen.</w:t>
+      </w:r>
+    </w:p>
+    <w:p>
+      <w:pPr>
+        <w:spacing w:after="120"/>
+      </w:pPr>
+      <w:r>
+        <w:rPr>
+          <w:b/>
+          <w:sz w:val="21"/>
+        </w:rPr>
+        <w:t>Por qué `ahora` basta y no hace falta tocar el ESP32.</w:t>
+      </w:r>
+      <w:r>
+        <w:rPr>
+          <w:b w:val="0"/>
+          <w:sz w:val="21"/>
+        </w:rPr>
+        <w:t xml:space="preserve"> En vez de confiar en CUÁNDO llegó la última siembra,</w:t>
+      </w:r>
+    </w:p>
+    <w:p>
+      <w:pPr>
+        <w:spacing w:after="120"/>
+      </w:pPr>
+      <w:r>
+        <w:rPr>
+          <w:b w:val="0"/>
+          <w:sz w:val="21"/>
+        </w:rPr>
+        <w:t xml:space="preserve">el STM32 compara directamente </w:t>
+      </w:r>
+      <w:r>
+        <w:rPr>
+          <w:rFonts w:ascii="Consolas" w:hAnsi="Consolas"/>
+          <w:sz w:val="21"/>
+        </w:rPr>
+        <w:t>ahora</w:t>
+      </w:r>
+      <w:r>
+        <w:rPr>
+          <w:b w:val="0"/>
+          <w:sz w:val="21"/>
+        </w:rPr>
+        <w:t xml:space="preserve"> —la hora que el teléfono acaba de leer, dentro de esta misma orden— contra su</w:t>
+      </w:r>
+    </w:p>
+    <w:p>
+      <w:pPr>
+        <w:spacing w:after="120"/>
+      </w:pPr>
+      <w:r>
+        <w:rPr>
+          <w:b w:val="0"/>
+          <w:sz w:val="21"/>
+        </w:rPr>
+        <w:t>PROPIA hora (</w:t>
+      </w:r>
+      <w:r>
+        <w:rPr>
+          <w:rFonts w:ascii="Consolas" w:hAnsi="Consolas"/>
+          <w:sz w:val="21"/>
+        </w:rPr>
+        <w:t>reloj_segundosDelDia()</w:t>
+      </w:r>
+      <w:r>
+        <w:rPr>
+          <w:b w:val="0"/>
+          <w:sz w:val="21"/>
+        </w:rPr>
+        <w:t>, ya existe en las dos puntas) y rechaza si difieren más de una tolerancia.</w:t>
+      </w:r>
+    </w:p>
+    <w:p>
+      <w:pPr>
+        <w:spacing w:after="120"/>
+      </w:pPr>
+      <w:r>
+        <w:rPr>
+          <w:b/>
+          <w:sz w:val="21"/>
+        </w:rPr>
+        <w:t>Eso prueba que el reloj del poste coincide con el del teléfono EN ESE INSTANTE</w:t>
+      </w:r>
+      <w:r>
+        <w:rPr>
+          <w:b w:val="0"/>
+          <w:sz w:val="21"/>
+        </w:rPr>
+        <w:t xml:space="preserve">, se haya hecho o no un </w:t>
+      </w:r>
+      <w:r>
+        <w:rPr>
+          <w:rFonts w:ascii="Consolas" w:hAnsi="Consolas"/>
+          <w:sz w:val="21"/>
+        </w:rPr>
+        <w:t>SET_RTC</w:t>
+      </w:r>
+    </w:p>
+    <w:p>
+      <w:pPr>
+        <w:spacing w:after="120"/>
+      </w:pPr>
+      <w:r>
+        <w:rPr>
+          <w:b w:val="0"/>
+          <w:sz w:val="21"/>
+        </w:rPr>
+        <w:t>antes —la app lo sigue mandando primero, pero ya no es una condición de esta puerta—. No hay pieza nueva en el ESP32.</w:t>
+      </w:r>
+    </w:p>
+    <w:p>
+      <w:pPr>
+        <w:spacing w:after="120"/>
+      </w:pPr>
+      <w:r>
+        <w:rPr>
+          <w:b/>
+          <w:sz w:val="21"/>
+        </w:rPr>
+        <w:t>La tolerancia: se reutiliza el criterio de `TOLERANCIA_DESFASE_S`, no se inventa uno.</w:t>
+      </w:r>
+      <w:r>
+        <w:rPr>
+          <w:b w:val="0"/>
+          <w:sz w:val="21"/>
+        </w:rPr>
+        <w:t xml:space="preserve"> Propuesta</w:t>
+      </w:r>
+    </w:p>
+    <w:p>
+      <w:pPr>
+        <w:spacing w:after="120"/>
+      </w:pPr>
+      <w:r>
+        <w:rPr>
+          <w:rFonts w:ascii="Consolas" w:hAnsi="Consolas"/>
+          <w:sz w:val="21"/>
+        </w:rPr>
+        <w:t>TOLERANCIA_TESTIGO_S = 3</w:t>
+      </w:r>
+      <w:r>
+        <w:rPr>
+          <w:b w:val="0"/>
+          <w:sz w:val="21"/>
+        </w:rPr>
+        <w:t xml:space="preserve"> (mismo valor, constante propia en cada </w:t>
+      </w:r>
+      <w:r>
+        <w:rPr>
+          <w:rFonts w:ascii="Consolas" w:hAnsi="Consolas"/>
+          <w:sz w:val="21"/>
+        </w:rPr>
+        <w:t>modo_degradado.cpp</w:t>
+      </w:r>
+      <w:r>
+        <w:rPr>
+          <w:b w:val="0"/>
+          <w:sz w:val="21"/>
+        </w:rPr>
+        <w:t>, Maestro y Esclavo — la</w:t>
+      </w:r>
+    </w:p>
+    <w:p>
+      <w:pPr>
+        <w:spacing w:after="120"/>
+      </w:pPr>
+      <w:r>
+        <w:rPr>
+          <w:b w:val="0"/>
+          <w:sz w:val="21"/>
+        </w:rPr>
+        <w:t>original vive sólo en el Maestro, para el desfase de RADIO). Se deriva de la MISMA razón que ya está escrita en</w:t>
+      </w:r>
+    </w:p>
+    <w:p>
+      <w:pPr>
+        <w:spacing w:after="120"/>
+      </w:pPr>
+      <w:r>
+        <w:rPr>
+          <w:rFonts w:ascii="Consolas" w:hAnsi="Consolas"/>
+          <w:sz w:val="21"/>
+        </w:rPr>
+        <w:t>Maestro/src/modo_degradado.cpp:127</w:t>
+      </w:r>
+      <w:r>
+        <w:rPr>
+          <w:b w:val="0"/>
+          <w:sz w:val="21"/>
+        </w:rPr>
+        <w:t>: *diez veces por debajo del todo-rojo más corto (30 s) y varias veces por</w:t>
+      </w:r>
+    </w:p>
+    <w:p>
+      <w:pPr>
+        <w:spacing w:after="120"/>
+      </w:pPr>
+      <w:r>
+        <w:rPr>
+          <w:b w:val="0"/>
+          <w:sz w:val="21"/>
+        </w:rPr>
+        <w:t>encima del sesgo conocido de una transmisión* —allí tiempo de aire de radio, aquí Bluetooth teléfono-poste, del</w:t>
+      </w:r>
+    </w:p>
+    <w:p>
+      <w:pPr>
+        <w:spacing w:after="120"/>
+      </w:pPr>
+      <w:r>
+        <w:rPr>
+          <w:b w:val="0"/>
+          <w:sz w:val="21"/>
+        </w:rPr>
+        <w:t xml:space="preserve">mismo orden de magnitud—. </w:t>
+      </w:r>
+      <w:r>
+        <w:rPr>
+          <w:b/>
+          <w:sz w:val="21"/>
+        </w:rPr>
+        <w:t>Sin decidir por el responsable</w:t>
+      </w:r>
+      <w:r>
+        <w:rPr>
+          <w:b w:val="0"/>
+          <w:sz w:val="21"/>
+        </w:rPr>
+        <w:t>, va como propuesta, no como cerrada.</w:t>
+      </w:r>
+    </w:p>
+    <w:p>
+      <w:pPr>
+        <w:spacing w:after="120"/>
+      </w:pPr>
+      <w:r>
+        <w:rPr>
+          <w:b/>
+          <w:sz w:val="21"/>
+        </w:rPr>
+        <w:t>Maestro — entra en ROJO FIJO hasta `inicio`.</w:t>
+      </w:r>
+      <w:r>
+        <w:rPr>
+          <w:b w:val="0"/>
+          <w:sz w:val="21"/>
+        </w:rPr>
+        <w:t xml:space="preserve"> Función propuesta `modo_degradado_evaluarEntradaTestigo(ahora,</w:t>
+      </w:r>
+    </w:p>
+    <w:p>
+      <w:pPr>
+        <w:spacing w:after="120"/>
+      </w:pPr>
+      <w:r>
+        <w:rPr>
+          <w:b w:val="0"/>
+          <w:sz w:val="21"/>
+        </w:rPr>
+        <w:t>inicio, despeje)</w:t>
+      </w:r>
+      <w:r>
+        <w:rPr>
+          <w:rFonts w:ascii="Consolas" w:hAnsi="Consolas"/>
+          <w:sz w:val="21"/>
+        </w:rPr>
+        <w:t xml:space="preserve">, motivo nuevo (no confundir con </w:t>
+      </w:r>
+      <w:r>
+        <w:rPr>
+          <w:b w:val="0"/>
+          <w:sz w:val="21"/>
+        </w:rPr>
+        <w:t>MotivoDegradado</w:t>
+      </w:r>
+      <w:r>
+        <w:rPr>
+          <w:rFonts w:ascii="Consolas" w:hAnsi="Consolas"/>
+          <w:sz w:val="21"/>
+        </w:rPr>
+        <w:t xml:space="preserve">, </w:t>
+      </w:r>
+      <w:r>
+        <w:rPr>
+          <w:b w:val="0"/>
+          <w:sz w:val="21"/>
+        </w:rPr>
+        <w:t>Maestro/include/modo_degradado.h:32`):</w:t>
+      </w:r>
+    </w:p>
+    <w:p>
+      <w:pPr>
+        <w:spacing w:after="120"/>
+      </w:pPr>
+      <w:r>
+        <w:rPr>
+          <w:rFonts w:ascii="Consolas" w:hAnsi="Consolas"/>
+          <w:sz w:val="21"/>
+        </w:rPr>
+        <w:t>MDT_FALTA_HORA</w:t>
+      </w:r>
+      <w:r>
+        <w:rPr>
+          <w:b w:val="0"/>
+          <w:sz w:val="21"/>
+        </w:rPr>
+        <w:t xml:space="preserve"> (</w:t>
+      </w:r>
+      <w:r>
+        <w:rPr>
+          <w:rFonts w:ascii="Consolas" w:hAnsi="Consolas"/>
+          <w:sz w:val="21"/>
+        </w:rPr>
+        <w:t>reloj_horaFiable()</w:t>
+      </w:r>
+      <w:r>
+        <w:rPr>
+          <w:b w:val="0"/>
+          <w:sz w:val="21"/>
+        </w:rPr>
+        <w:t xml:space="preserve"> falso: sin una hora propia fiable no hay con qué comparar) ·</w:t>
+      </w:r>
+    </w:p>
+    <w:p>
+      <w:pPr>
+        <w:spacing w:after="120"/>
+      </w:pPr>
+      <w:r>
+        <w:rPr>
+          <w:rFonts w:ascii="Consolas" w:hAnsi="Consolas"/>
+          <w:sz w:val="21"/>
+        </w:rPr>
+        <w:t>MDT_AHORA_DESFASADO</w:t>
+      </w:r>
+      <w:r>
+        <w:rPr>
+          <w:b w:val="0"/>
+          <w:sz w:val="21"/>
+        </w:rPr>
+        <w:t xml:space="preserve"> (</w:t>
+      </w:r>
+      <w:r>
+        <w:rPr>
+          <w:rFonts w:ascii="Consolas" w:hAnsi="Consolas"/>
+          <w:sz w:val="21"/>
+        </w:rPr>
+        <w:t>|ahora − reloj_segundosDelDia()| &gt; TOLERANCIA_TESTIGO_S</w:t>
+      </w:r>
+      <w:r>
+        <w:rPr>
+          <w:b w:val="0"/>
+          <w:sz w:val="21"/>
+        </w:rPr>
+        <w:t xml:space="preserve">) · </w:t>
+      </w:r>
+      <w:r>
+        <w:rPr>
+          <w:rFonts w:ascii="Consolas" w:hAnsi="Consolas"/>
+          <w:sz w:val="21"/>
+        </w:rPr>
+        <w:t>MDT_DESPEJE_RANGO</w:t>
+      </w:r>
+      <w:r>
+        <w:rPr>
+          <w:b w:val="0"/>
+          <w:sz w:val="21"/>
+        </w:rPr>
+        <w:t xml:space="preserve"> (fuera de</w:t>
+      </w:r>
+    </w:p>
+    <w:p>
+      <w:pPr>
+        <w:spacing w:after="120"/>
+      </w:pPr>
+      <w:r>
+        <w:rPr>
+          <w:b w:val="0"/>
+          <w:sz w:val="21"/>
+        </w:rPr>
+        <w:t xml:space="preserve">30–255) · </w:t>
+      </w:r>
+      <w:r>
+        <w:rPr>
+          <w:rFonts w:ascii="Consolas" w:hAnsi="Consolas"/>
+          <w:sz w:val="21"/>
+        </w:rPr>
+        <w:t>MDT_INICIO_VENCIDO</w:t>
+      </w:r>
+      <w:r>
+        <w:rPr>
+          <w:b w:val="0"/>
+          <w:sz w:val="21"/>
+        </w:rPr>
+        <w:t xml:space="preserve"> (</w:t>
+      </w:r>
+      <w:r>
+        <w:rPr>
+          <w:rFonts w:ascii="Consolas" w:hAnsi="Consolas"/>
+          <w:sz w:val="21"/>
+        </w:rPr>
+        <w:t>inicio</w:t>
+      </w:r>
+      <w:r>
+        <w:rPr>
+          <w:b w:val="0"/>
+          <w:sz w:val="21"/>
+        </w:rPr>
+        <w:t xml:space="preserve"> ya pasó al llegar la orden) · </w:t>
+      </w:r>
+      <w:r>
+        <w:rPr>
+          <w:rFonts w:ascii="Consolas" w:hAnsi="Consolas"/>
+          <w:sz w:val="21"/>
+        </w:rPr>
+        <w:t>MDT_AMBAR_VIGENTE</w:t>
+      </w:r>
+      <w:r>
+        <w:rPr>
+          <w:b w:val="0"/>
+          <w:sz w:val="21"/>
+        </w:rPr>
+        <w:t xml:space="preserve"> (mismo veto que hoy,</w:t>
+      </w:r>
+    </w:p>
+    <w:p>
+      <w:pPr>
+        <w:spacing w:after="120"/>
+      </w:pPr>
+      <w:r>
+        <w:rPr>
+          <w:rFonts w:ascii="Consolas" w:hAnsi="Consolas"/>
+          <w:sz w:val="21"/>
+        </w:rPr>
+        <w:t>R-4</w:t>
+      </w:r>
+      <w:r>
+        <w:rPr>
+          <w:b w:val="0"/>
+          <w:sz w:val="21"/>
+        </w:rPr>
+        <w:t xml:space="preserve">). Aceptada, fuerza rojo y queda esperando </w:t>
+      </w:r>
+      <w:r>
+        <w:rPr>
+          <w:rFonts w:ascii="Consolas" w:hAnsi="Consolas"/>
+          <w:sz w:val="21"/>
+        </w:rPr>
+        <w:t>inicio</w:t>
+      </w:r>
+      <w:r>
+        <w:rPr>
+          <w:b w:val="0"/>
+          <w:sz w:val="21"/>
+        </w:rPr>
+        <w:t xml:space="preserve"> con la MISMA máquina de estados (</w:t>
+      </w:r>
+      <w:r>
+        <w:rPr>
+          <w:rFonts w:ascii="Consolas" w:hAnsi="Consolas"/>
+          <w:sz w:val="21"/>
+        </w:rPr>
+        <w:t>DEG_ENTRANDO</w:t>
+      </w:r>
+      <w:r>
+        <w:rPr>
+          <w:b w:val="0"/>
+          <w:sz w:val="21"/>
+        </w:rPr>
+        <w:t>), no una</w:t>
+      </w:r>
+    </w:p>
+    <w:p>
+      <w:pPr>
+        <w:spacing w:after="120"/>
+      </w:pPr>
+      <w:r>
+        <w:rPr>
+          <w:b w:val="0"/>
+          <w:sz w:val="21"/>
+        </w:rPr>
+        <w:t xml:space="preserve">nueva: al llegar </w:t>
+      </w:r>
+      <w:r>
+        <w:rPr>
+          <w:rFonts w:ascii="Consolas" w:hAnsi="Consolas"/>
+          <w:sz w:val="21"/>
+        </w:rPr>
+        <w:t>inicio</w:t>
+      </w:r>
+      <w:r>
+        <w:rPr>
+          <w:b w:val="0"/>
+          <w:sz w:val="21"/>
+        </w:rPr>
+        <w:t xml:space="preserve"> entra por la puerta de siempre, </w:t>
+      </w:r>
+      <w:r>
+        <w:rPr>
+          <w:rFonts w:ascii="Consolas" w:hAnsi="Consolas"/>
+          <w:sz w:val="21"/>
+        </w:rPr>
+        <w:t>ciclo_degradado_fase()</w:t>
+      </w:r>
+      <w:r>
+        <w:rPr>
+          <w:b w:val="0"/>
+          <w:sz w:val="21"/>
+        </w:rPr>
+        <w:t>.</w:t>
+      </w:r>
+    </w:p>
+    <w:p>
+      <w:pPr>
+        <w:spacing w:after="120"/>
+      </w:pPr>
+      <w:r>
+        <w:rPr>
+          <w:b/>
+          <w:sz w:val="21"/>
+        </w:rPr>
+        <w:t>Esclavo — la MISMA orden, y una tabla de rechazo distinta (como ya pasa con `D-18`, SPEC 6 A.2).</w:t>
+      </w:r>
+      <w:r>
+        <w:rPr>
+          <w:b w:val="0"/>
+          <w:sz w:val="21"/>
+        </w:rPr>
+        <w:t xml:space="preserve"> Motivo nuevo</w:t>
+      </w:r>
+    </w:p>
+    <w:p>
+      <w:pPr>
+        <w:spacing w:after="120"/>
+      </w:pPr>
+      <w:r>
+        <w:rPr>
+          <w:rFonts w:ascii="Consolas" w:hAnsi="Consolas"/>
+          <w:sz w:val="21"/>
+        </w:rPr>
+        <w:t>RechazoTestigo</w:t>
+      </w:r>
+      <w:r>
+        <w:rPr>
+          <w:b w:val="0"/>
+          <w:sz w:val="21"/>
+        </w:rPr>
+        <w:t xml:space="preserve">: </w:t>
+      </w:r>
+      <w:r>
+        <w:rPr>
+          <w:rFonts w:ascii="Consolas" w:hAnsi="Consolas"/>
+          <w:sz w:val="21"/>
+        </w:rPr>
+        <w:t>DEG_RECHAZO_T_SIN_HORA</w:t>
+      </w:r>
+      <w:r>
+        <w:rPr>
+          <w:b w:val="0"/>
+          <w:sz w:val="21"/>
+        </w:rPr>
+        <w:t xml:space="preserve"> · </w:t>
+      </w:r>
+      <w:r>
+        <w:rPr>
+          <w:rFonts w:ascii="Consolas" w:hAnsi="Consolas"/>
+          <w:sz w:val="21"/>
+        </w:rPr>
+        <w:t>DEG_RECHAZO_T_AHORA_DESFASADO</w:t>
+      </w:r>
+      <w:r>
+        <w:rPr>
+          <w:b w:val="0"/>
+          <w:sz w:val="21"/>
+        </w:rPr>
+        <w:t xml:space="preserve"> · </w:t>
+      </w:r>
+      <w:r>
+        <w:rPr>
+          <w:rFonts w:ascii="Consolas" w:hAnsi="Consolas"/>
+          <w:sz w:val="21"/>
+        </w:rPr>
+        <w:t>DEG_RECHAZO_T_INICIO_VENCIDO</w:t>
+      </w:r>
+      <w:r>
+        <w:rPr>
+          <w:b w:val="0"/>
+          <w:sz w:val="21"/>
+        </w:rPr>
+        <w:t xml:space="preserve"> —</w:t>
+      </w:r>
+    </w:p>
+    <w:p>
+      <w:pPr>
+        <w:spacing w:after="120"/>
+      </w:pPr>
+      <w:r>
+        <w:rPr>
+          <w:b/>
+          <w:sz w:val="21"/>
+        </w:rPr>
+        <w:t>ésta es la que muerde de verdad</w:t>
+      </w:r>
+      <w:r>
+        <w:rPr>
+          <w:b w:val="0"/>
+          <w:sz w:val="21"/>
+        </w:rPr>
+        <w:t xml:space="preserve">: el operario se desplaza entre postes, y si </w:t>
+      </w:r>
+      <w:r>
+        <w:rPr>
+          <w:rFonts w:ascii="Consolas" w:hAnsi="Consolas"/>
+          <w:sz w:val="21"/>
+        </w:rPr>
+        <w:t>inicio</w:t>
+      </w:r>
+      <w:r>
+        <w:rPr>
+          <w:b w:val="0"/>
+          <w:sz w:val="21"/>
+        </w:rPr>
+        <w:t xml:space="preserve"> ya pasó cuando llega al</w:t>
+      </w:r>
+    </w:p>
+    <w:p>
+      <w:pPr>
+        <w:spacing w:after="120"/>
+      </w:pPr>
+      <w:r>
+        <w:rPr>
+          <w:b w:val="0"/>
+          <w:sz w:val="21"/>
+        </w:rPr>
+        <w:t xml:space="preserve">Esclavo, se rechaza con el texto «repita el testigo en el Maestro», exactamente como pide </w:t>
+      </w:r>
+      <w:r>
+        <w:rPr>
+          <w:rFonts w:ascii="Consolas" w:hAnsi="Consolas"/>
+          <w:sz w:val="21"/>
+        </w:rPr>
+        <w:t>D-35</w:t>
+      </w:r>
+      <w:r>
+        <w:rPr>
+          <w:b w:val="0"/>
+          <w:sz w:val="21"/>
+        </w:rPr>
+        <w:t xml:space="preserve"> — ·</w:t>
+      </w:r>
+    </w:p>
+    <w:p>
+      <w:pPr>
+        <w:spacing w:after="120"/>
+      </w:pPr>
+      <w:r>
+        <w:rPr>
+          <w:rFonts w:ascii="Consolas" w:hAnsi="Consolas"/>
+          <w:sz w:val="21"/>
+        </w:rPr>
+        <w:t>DEG_RECHAZO_T_DESPEJE_RANGO</w:t>
+      </w:r>
+      <w:r>
+        <w:rPr>
+          <w:b w:val="0"/>
+          <w:sz w:val="21"/>
+        </w:rPr>
+        <w:t xml:space="preserve"> · </w:t>
+      </w:r>
+      <w:r>
+        <w:rPr>
+          <w:rFonts w:ascii="Consolas" w:hAnsi="Consolas"/>
+          <w:sz w:val="21"/>
+        </w:rPr>
+        <w:t>DEG_RECHAZO_T_AMBAR_VIGENTE</w:t>
+      </w:r>
+      <w:r>
+        <w:rPr>
+          <w:b w:val="0"/>
+          <w:sz w:val="21"/>
+        </w:rPr>
+        <w:t>.</w:t>
+      </w:r>
+    </w:p>
+    <w:p>
+      <w:pPr>
+        <w:spacing w:after="120"/>
+      </w:pPr>
+      <w:r>
+        <w:rPr>
+          <w:b/>
+          <w:sz w:val="21"/>
+        </w:rPr>
+        <w:t>Vigencia y corte de luz — extiende `D-29`, no lo cambia.</w:t>
+      </w:r>
+      <w:r>
+        <w:rPr>
+          <w:b w:val="0"/>
+          <w:sz w:val="21"/>
+        </w:rPr>
+        <w:t xml:space="preserve"> Se persiste, en cada punta, un registro NUEVO junto a</w:t>
+      </w:r>
+    </w:p>
+    <w:p>
+      <w:pPr>
+        <w:spacing w:after="120"/>
+      </w:pPr>
+      <w:r>
+        <w:rPr>
+          <w:b w:val="0"/>
+          <w:sz w:val="21"/>
+        </w:rPr>
+        <w:t xml:space="preserve">los que ya usa </w:t>
+      </w:r>
+      <w:r>
+        <w:rPr>
+          <w:rFonts w:ascii="Consolas" w:hAnsi="Consolas"/>
+          <w:sz w:val="21"/>
+        </w:rPr>
+        <w:t>respaldo.cpp</w:t>
+      </w:r>
+      <w:r>
+        <w:rPr>
+          <w:b w:val="0"/>
+          <w:sz w:val="21"/>
+        </w:rPr>
+        <w:t xml:space="preserve"> (</w:t>
+      </w:r>
+      <w:r>
+        <w:rPr>
+          <w:rFonts w:ascii="Consolas" w:hAnsi="Consolas"/>
+          <w:sz w:val="21"/>
+        </w:rPr>
+        <w:t>respaldo_guardarCiclo()</w:t>
+      </w:r>
+      <w:r>
+        <w:rPr>
+          <w:b w:val="0"/>
+          <w:sz w:val="21"/>
+        </w:rPr>
+        <w:t xml:space="preserve">, </w:t>
+      </w:r>
+      <w:r>
+        <w:rPr>
+          <w:rFonts w:ascii="Consolas" w:hAnsi="Consolas"/>
+          <w:sz w:val="21"/>
+        </w:rPr>
+        <w:t>respaldo_marcarSync()</w:t>
+      </w:r>
+      <w:r>
+        <w:rPr>
+          <w:b w:val="0"/>
+          <w:sz w:val="21"/>
+        </w:rPr>
+        <w:t xml:space="preserve">): la hora de </w:t>
+      </w:r>
+      <w:r>
+        <w:rPr>
+          <w:rFonts w:ascii="Consolas" w:hAnsi="Consolas"/>
+          <w:sz w:val="21"/>
+        </w:rPr>
+        <w:t>inicio</w:t>
+      </w:r>
+      <w:r>
+        <w:rPr>
+          <w:b w:val="0"/>
+          <w:sz w:val="21"/>
+        </w:rPr>
+        <w:t xml:space="preserve"> (absoluta),</w:t>
+      </w:r>
+    </w:p>
+    <w:p>
+      <w:pPr>
+        <w:spacing w:after="120"/>
+      </w:pPr>
+      <w:r>
+        <w:rPr>
+          <w:rFonts w:ascii="Consolas" w:hAnsi="Consolas"/>
+          <w:sz w:val="21"/>
+        </w:rPr>
+        <w:t>verde</w:t>
+      </w:r>
+      <w:r>
+        <w:rPr>
+          <w:b w:val="0"/>
+          <w:sz w:val="21"/>
+        </w:rPr>
+        <w:t xml:space="preserve">, </w:t>
+      </w:r>
+      <w:r>
+        <w:rPr>
+          <w:rFonts w:ascii="Consolas" w:hAnsi="Consolas"/>
+          <w:sz w:val="21"/>
+        </w:rPr>
+        <w:t>despeje</w:t>
+      </w:r>
+      <w:r>
+        <w:rPr>
+          <w:b w:val="0"/>
+          <w:sz w:val="21"/>
+        </w:rPr>
+        <w:t xml:space="preserve">, y la marca del ÚLTIMO testigo aplicado en ESE poste —propuestos </w:t>
+      </w:r>
+      <w:r>
+        <w:rPr>
+          <w:rFonts w:ascii="Consolas" w:hAnsi="Consolas"/>
+          <w:sz w:val="21"/>
+        </w:rPr>
+        <w:t>respaldo_guardarTestigo(...)</w:t>
+      </w:r>
+      <w:r>
+        <w:rPr>
+          <w:b w:val="0"/>
+          <w:sz w:val="21"/>
+        </w:rPr>
+        <w:t xml:space="preserve"> /</w:t>
+      </w:r>
+    </w:p>
+    <w:p>
+      <w:pPr>
+        <w:spacing w:after="120"/>
+      </w:pPr>
+      <w:r>
+        <w:rPr>
+          <w:rFonts w:ascii="Consolas" w:hAnsi="Consolas"/>
+          <w:sz w:val="21"/>
+        </w:rPr>
+        <w:t>respaldo_horasDesdeTestigo()</w:t>
+      </w:r>
+      <w:r>
+        <w:rPr>
+          <w:b w:val="0"/>
+          <w:sz w:val="21"/>
+        </w:rPr>
+        <w:t xml:space="preserve">, del mismo molde que </w:t>
+      </w:r>
+      <w:r>
+        <w:rPr>
+          <w:rFonts w:ascii="Consolas" w:hAnsi="Consolas"/>
+          <w:sz w:val="21"/>
+        </w:rPr>
+        <w:t>respaldo_marcarSync()</w:t>
+      </w:r>
+      <w:r>
+        <w:rPr>
+          <w:b w:val="0"/>
+          <w:sz w:val="21"/>
+        </w:rPr>
+        <w:t>/</w:t>
+      </w:r>
+      <w:r>
+        <w:rPr>
+          <w:rFonts w:ascii="Consolas" w:hAnsi="Consolas"/>
+          <w:sz w:val="21"/>
+        </w:rPr>
+        <w:t>respaldo_horasDesdeSync()</w:t>
+      </w:r>
+      <w:r>
+        <w:rPr>
+          <w:b w:val="0"/>
+          <w:sz w:val="21"/>
+        </w:rPr>
+        <w:t>, pero en su</w:t>
+      </w:r>
+    </w:p>
+    <w:p>
+      <w:pPr>
+        <w:spacing w:after="120"/>
+      </w:pPr>
+      <w:r>
+        <w:rPr>
+          <w:b w:val="0"/>
+          <w:sz w:val="21"/>
+        </w:rPr>
+        <w:t>PROPIO registro: no comparte el de la sincronización de radio, porque son dos relojes de vencimiento distintos —</w:t>
+      </w:r>
+    </w:p>
+    <w:p>
+      <w:pPr>
+        <w:spacing w:after="120"/>
+      </w:pPr>
+      <w:r>
+        <w:rPr>
+          <w:b/>
+          <w:sz w:val="21"/>
+        </w:rPr>
+        <w:t>31 días</w:t>
+      </w:r>
+      <w:r>
+        <w:rPr>
+          <w:b w:val="0"/>
+          <w:sz w:val="21"/>
+        </w:rPr>
+        <w:t xml:space="preserve"> aquí, </w:t>
+      </w:r>
+      <w:r>
+        <w:rPr>
+          <w:b/>
+          <w:sz w:val="21"/>
+        </w:rPr>
+        <w:t>48 h</w:t>
+      </w:r>
+      <w:r>
+        <w:rPr>
+          <w:b w:val="0"/>
+          <w:sz w:val="21"/>
+        </w:rPr>
+        <w:t xml:space="preserve"> en </w:t>
+      </w:r>
+      <w:r>
+        <w:rPr>
+          <w:rFonts w:ascii="Consolas" w:hAnsi="Consolas"/>
+          <w:sz w:val="21"/>
+        </w:rPr>
+        <w:t>D-18</w:t>
+      </w:r>
+      <w:r>
+        <w:rPr>
+          <w:b w:val="0"/>
+          <w:sz w:val="21"/>
+        </w:rPr>
+        <w:t xml:space="preserve">—. Tras un corte, </w:t>
+      </w:r>
+      <w:r>
+        <w:rPr>
+          <w:rFonts w:ascii="Consolas" w:hAnsi="Consolas"/>
+          <w:sz w:val="21"/>
+        </w:rPr>
+        <w:t>degradado_reanudarTrasCorte()</w:t>
+      </w:r>
+      <w:r>
+        <w:rPr>
+          <w:b w:val="0"/>
+          <w:sz w:val="21"/>
+        </w:rPr>
+        <w:t xml:space="preserve"> gana una rama: si el permiso</w:t>
+      </w:r>
+    </w:p>
+    <w:p>
+      <w:pPr>
+        <w:spacing w:after="120"/>
+      </w:pPr>
+      <w:r>
+        <w:rPr>
+          <w:b w:val="0"/>
+          <w:sz w:val="21"/>
+        </w:rPr>
+        <w:t xml:space="preserve">persistido es de testigo, la puerta que comprueba es el </w:t>
+      </w:r>
+      <w:r>
+        <w:rPr>
+          <w:b/>
+          <w:sz w:val="21"/>
+        </w:rPr>
+        <w:t>límite de 31 días</w:t>
+      </w:r>
+      <w:r>
+        <w:rPr>
+          <w:b w:val="0"/>
+          <w:sz w:val="21"/>
+        </w:rPr>
+        <w:t xml:space="preserve">, no </w:t>
+      </w:r>
+      <w:r>
+        <w:rPr>
+          <w:rFonts w:ascii="Consolas" w:hAnsi="Consolas"/>
+          <w:sz w:val="21"/>
+        </w:rPr>
+        <w:t>LIMITE_SIN_SYNC_MS</w:t>
+      </w:r>
+      <w:r>
+        <w:rPr>
+          <w:b w:val="0"/>
+          <w:sz w:val="21"/>
+        </w:rPr>
+        <w:t>; y si el</w:t>
+      </w:r>
+    </w:p>
+    <w:p>
+      <w:pPr>
+        <w:spacing w:after="120"/>
+      </w:pPr>
+      <w:r>
+        <w:rPr>
+          <w:b w:val="0"/>
+          <w:sz w:val="21"/>
+        </w:rPr>
+        <w:t xml:space="preserve">reinicio cayó ANTES de </w:t>
+      </w:r>
+      <w:r>
+        <w:rPr>
+          <w:rFonts w:ascii="Consolas" w:hAnsi="Consolas"/>
+          <w:sz w:val="21"/>
+        </w:rPr>
+        <w:t>inicio</w:t>
+      </w:r>
+      <w:r>
+        <w:rPr>
+          <w:b w:val="0"/>
+          <w:sz w:val="21"/>
+        </w:rPr>
+        <w:t>, sigue en rojo fijo hasta esa hora — la reanudación no enciende nada que la entrada</w:t>
+      </w:r>
+    </w:p>
+    <w:p>
+      <w:pPr>
+        <w:spacing w:after="120"/>
+      </w:pPr>
+      <w:r>
+        <w:rPr>
+          <w:b w:val="0"/>
+          <w:sz w:val="21"/>
+        </w:rPr>
+        <w:t>no hubiera encendido ya.</w:t>
+      </w:r>
+    </w:p>
+    <w:p>
+      <w:pPr>
+        <w:spacing w:after="120"/>
+      </w:pPr>
+      <w:r>
+        <w:rPr>
+          <w:b/>
+          <w:sz w:val="21"/>
+        </w:rPr>
+        <w:t>Vencimiento (31 días, aviso a los 28).</w:t>
+      </w:r>
+      <w:r>
+        <w:rPr>
+          <w:b w:val="0"/>
+          <w:sz w:val="21"/>
+        </w:rPr>
+        <w:t xml:space="preserve"> Al llegar el aviso o el límite, misma salida que hoy: ámbar intermitente,</w:t>
+      </w:r>
+    </w:p>
+    <w:p>
+      <w:pPr>
+        <w:spacing w:after="120"/>
+      </w:pPr>
+      <w:r>
+        <w:rPr>
+          <w:b w:val="0"/>
+          <w:sz w:val="21"/>
+        </w:rPr>
+        <w:t>sin marcha atrás (§7 arriba). Repetir el testigo —una vez al mes— reinicia la cuenta. **La deriva entre los DOS</w:t>
+      </w:r>
+    </w:p>
+    <w:p>
+      <w:pPr>
+        <w:spacing w:after="120"/>
+      </w:pPr>
+      <w:r>
+        <w:rPr>
+          <w:b w:val="0"/>
+          <w:sz w:val="21"/>
+        </w:rPr>
+        <w:t>DS3231</w:t>
+      </w:r>
+      <w:r>
+        <w:rPr>
+          <w:b/>
+          <w:sz w:val="21"/>
+        </w:rPr>
+        <w:t xml:space="preserve">, que es lo único que corre sin radio y sin la vigilancia de §8, es del orden de </w:t>
+      </w:r>
+      <w:r>
+        <w:rPr>
+          <w:b w:val="0"/>
+          <w:sz w:val="21"/>
+        </w:rPr>
+        <w:t>10 s/mes** (</w:t>
+      </w:r>
+      <w:r>
+        <w:rPr>
+          <w:rFonts w:ascii="Consolas" w:hAnsi="Consolas"/>
+          <w:sz w:val="21"/>
+        </w:rPr>
+        <w:t>DECISIONES.md</w:t>
+      </w:r>
+    </w:p>
+    <w:p>
+      <w:pPr>
+        <w:spacing w:after="120"/>
+      </w:pPr>
+      <w:r>
+        <w:rPr>
+          <w:b w:val="0"/>
+          <w:sz w:val="21"/>
+        </w:rPr>
+        <w:t xml:space="preserve">D-26, motivo: ±2 ppm cada uno) — </w:t>
+      </w:r>
+      <w:r>
+        <w:rPr>
+          <w:b/>
+          <w:sz w:val="21"/>
+        </w:rPr>
+        <w:t>cifra de decisión, no medida en tarjeta</w:t>
+      </w:r>
+      <w:r>
+        <w:rPr>
+          <w:b w:val="0"/>
+          <w:sz w:val="21"/>
+        </w:rPr>
+        <w:t xml:space="preserve"> — contra el suelo de </w:t>
+      </w:r>
+      <w:r>
+        <w:rPr>
+          <w:b/>
+          <w:sz w:val="21"/>
+        </w:rPr>
+        <w:t>30 s</w:t>
+      </w:r>
+      <w:r>
+        <w:rPr>
+          <w:b w:val="0"/>
+          <w:sz w:val="21"/>
+        </w:rPr>
+        <w:t xml:space="preserve"> del</w:t>
+      </w:r>
+    </w:p>
+    <w:p>
+      <w:pPr>
+        <w:spacing w:after="120"/>
+      </w:pPr>
+      <w:r>
+        <w:rPr>
+          <w:b w:val="0"/>
+          <w:sz w:val="21"/>
+        </w:rPr>
+        <w:t xml:space="preserve">despeje de esta orden: el margen que queda es del orden de 20 s, y </w:t>
+      </w:r>
+      <w:r>
+        <w:rPr>
+          <w:b/>
+          <w:sz w:val="21"/>
+        </w:rPr>
+        <w:t>nadie lo ha medido en un banco</w:t>
+      </w:r>
+      <w:r>
+        <w:rPr>
+          <w:b w:val="0"/>
+          <w:sz w:val="21"/>
+        </w:rPr>
+        <w:t>.</w:t>
+      </w:r>
+    </w:p>
+    <w:p>
+      <w:pPr>
+        <w:spacing w:after="120"/>
+      </w:pPr>
+      <w:r>
+        <w:rPr>
+          <w:b/>
+          <w:sz w:val="21"/>
+        </w:rPr>
+        <w:t>Lo que NO cambia, y se dice explícito (`D-35`):</w:t>
+      </w:r>
+      <w:r>
+        <w:rPr>
+          <w:b w:val="0"/>
+          <w:sz w:val="21"/>
+        </w:rPr>
+        <w:t xml:space="preserve"> la vuelta de la radio sigue exactamente como hoy —</w:t>
+      </w:r>
+      <w:r>
+        <w:rPr>
+          <w:rFonts w:ascii="Consolas" w:hAnsi="Consolas"/>
+          <w:sz w:val="21"/>
+        </w:rPr>
+        <w:t>SFTY-21</w:t>
+      </w:r>
+      <w:r>
+        <w:rPr>
+          <w:b w:val="0"/>
+          <w:sz w:val="21"/>
+        </w:rPr>
+        <w:t>,</w:t>
+      </w:r>
+    </w:p>
+    <w:p>
+      <w:pPr>
+        <w:spacing w:after="120"/>
+      </w:pPr>
+      <w:r>
+        <w:rPr>
+          <w:b w:val="0"/>
+          <w:sz w:val="21"/>
+        </w:rPr>
+        <w:t>el latido del Maestro saca al Esclavo del Degradado con tramas de gobierno, arriba en este mismo §7—; y</w:t>
+      </w:r>
+    </w:p>
+    <w:p>
+      <w:pPr>
+        <w:spacing w:after="120"/>
+      </w:pPr>
+      <w:r>
+        <w:rPr>
+          <w:rFonts w:ascii="Consolas" w:hAnsi="Consolas"/>
+          <w:sz w:val="21"/>
+        </w:rPr>
+        <w:t>SET_MODO:DEGRADADO</w:t>
+      </w:r>
+      <w:r>
+        <w:rPr>
+          <w:b w:val="0"/>
+          <w:sz w:val="21"/>
+        </w:rPr>
+        <w:t xml:space="preserve"> (</w:t>
+      </w:r>
+      <w:r>
+        <w:rPr>
+          <w:rFonts w:ascii="Consolas" w:hAnsi="Consolas"/>
+          <w:sz w:val="21"/>
+        </w:rPr>
+        <w:t>D-18</w:t>
+      </w:r>
+      <w:r>
+        <w:rPr>
+          <w:b w:val="0"/>
+          <w:sz w:val="21"/>
+        </w:rPr>
+        <w:t>) sigue siendo el camino normal, sin tocar, para cuando SÍ hay sincronización de radio.</w:t>
+      </w:r>
+    </w:p>
+    <w:p>
+      <w:pPr>
+        <w:spacing w:after="120"/>
+      </w:pPr>
+      <w:r>
+        <w:rPr>
+          <w:b w:val="0"/>
+          <w:sz w:val="21"/>
+        </w:rPr>
+        <w:t>**Verificación de extremo a extremo en banco (nada de esto se prueba con un pack nuevo — CLAUDE.md §4, simulador</w:t>
+      </w:r>
+    </w:p>
+    <w:p>
+      <w:pPr>
+        <w:spacing w:after="120"/>
+      </w:pPr>
+      <w:r>
+        <w:rPr>
+          <w:b w:val="0"/>
+          <w:sz w:val="21"/>
+        </w:rPr>
+        <w:t>CONGELADO):** con las dos tarjetas reales y el cable de radio entre postes DESCONECTADO, mandar el testigo a las</w:t>
+      </w:r>
+    </w:p>
+    <w:p>
+      <w:pPr>
+        <w:spacing w:after="120"/>
+      </w:pPr>
+      <w:r>
+        <w:rPr>
+          <w:b w:val="0"/>
+          <w:sz w:val="21"/>
+        </w:rPr>
+        <w:t xml:space="preserve">dos por Bluetooth con el MISMO </w:t>
+      </w:r>
+      <w:r>
+        <w:rPr>
+          <w:rFonts w:ascii="Consolas" w:hAnsi="Consolas"/>
+          <w:sz w:val="21"/>
+        </w:rPr>
+        <w:t>verde</w:t>
+      </w:r>
+      <w:r>
+        <w:rPr>
+          <w:b w:val="0"/>
+          <w:sz w:val="21"/>
+        </w:rPr>
+        <w:t>/</w:t>
+      </w:r>
+      <w:r>
+        <w:rPr>
+          <w:rFonts w:ascii="Consolas" w:hAnsi="Consolas"/>
+          <w:sz w:val="21"/>
+        </w:rPr>
+        <w:t>despeje</w:t>
+      </w:r>
+      <w:r>
+        <w:rPr>
+          <w:b w:val="0"/>
+          <w:sz w:val="21"/>
+        </w:rPr>
+        <w:t xml:space="preserve">, leyendo </w:t>
+      </w:r>
+      <w:r>
+        <w:rPr>
+          <w:rFonts w:ascii="Consolas" w:hAnsi="Consolas"/>
+          <w:sz w:val="21"/>
+        </w:rPr>
+        <w:t>ahora</w:t>
+      </w:r>
+      <w:r>
+        <w:rPr>
+          <w:b w:val="0"/>
+          <w:sz w:val="21"/>
+        </w:rPr>
+        <w:t xml:space="preserve"> justo antes de cada envío; observar ROJO fijo en</w:t>
+      </w:r>
+    </w:p>
+    <w:p>
+      <w:pPr>
+        <w:spacing w:after="120"/>
+      </w:pPr>
+      <w:r>
+        <w:rPr>
+          <w:b w:val="0"/>
+          <w:sz w:val="21"/>
+        </w:rPr>
+        <w:t xml:space="preserve">las dos hasta </w:t>
+      </w:r>
+      <w:r>
+        <w:rPr>
+          <w:rFonts w:ascii="Consolas" w:hAnsi="Consolas"/>
+          <w:sz w:val="21"/>
+        </w:rPr>
+        <w:t>inicio</w:t>
+      </w:r>
+      <w:r>
+        <w:rPr>
+          <w:b w:val="0"/>
+          <w:sz w:val="21"/>
+        </w:rPr>
+        <w:t xml:space="preserve">, y que al llegar </w:t>
+      </w:r>
+      <w:r>
+        <w:rPr>
+          <w:rFonts w:ascii="Consolas" w:hAnsi="Consolas"/>
+          <w:sz w:val="21"/>
+        </w:rPr>
+        <w:t>inicio</w:t>
+      </w:r>
+      <w:r>
+        <w:rPr>
+          <w:b w:val="0"/>
+          <w:sz w:val="21"/>
+        </w:rPr>
+        <w:t xml:space="preserve"> alternen sin solaparse (osciloscopio o cronómetro sobre las luces</w:t>
+      </w:r>
+    </w:p>
+    <w:p>
+      <w:pPr>
+        <w:spacing w:after="120"/>
+      </w:pPr>
+      <w:r>
+        <w:rPr>
+          <w:b w:val="0"/>
+          <w:sz w:val="21"/>
+        </w:rPr>
+        <w:t xml:space="preserve">reales) igual que en §8(e). Repetir cortando la alimentación de una tarjeta mientras espera </w:t>
+      </w:r>
+      <w:r>
+        <w:rPr>
+          <w:rFonts w:ascii="Consolas" w:hAnsi="Consolas"/>
+          <w:sz w:val="21"/>
+        </w:rPr>
+        <w:t>inicio</w:t>
+      </w:r>
+      <w:r>
+        <w:rPr>
+          <w:b w:val="0"/>
+          <w:sz w:val="21"/>
+        </w:rPr>
+        <w:t>, y otra vez ya</w:t>
+      </w:r>
+    </w:p>
+    <w:p>
+      <w:pPr>
+        <w:spacing w:after="120"/>
+      </w:pPr>
+      <w:r>
+        <w:rPr>
+          <w:b w:val="0"/>
+          <w:sz w:val="21"/>
+        </w:rPr>
+        <w:t>alternando, y comprobar que reanuda sin encender un verde que no le tocaba.</w:t>
+      </w:r>
+    </w:p>
+    <w:p>
+      <w:pPr>
+        <w:spacing w:after="120"/>
+      </w:pPr>
+      <w:r>
+        <w:rPr>
+          <w:b/>
+          <w:sz w:val="21"/>
+        </w:rPr>
+        <w:t>Ficheros e interfaces que se tocarían — nada construido:</w:t>
+      </w:r>
+      <w:r>
+        <w:rPr>
+          <w:b w:val="0"/>
+          <w:sz w:val="21"/>
+        </w:rPr>
+        <w:t xml:space="preserve"> </w:t>
+      </w:r>
+      <w:r>
+        <w:rPr>
+          <w:rFonts w:ascii="Consolas" w:hAnsi="Consolas"/>
+          <w:sz w:val="21"/>
+        </w:rPr>
+        <w:t>Maestro/{src,include}/modo_degradado.cpp,.h</w:t>
+      </w:r>
+      <w:r>
+        <w:rPr>
+          <w:b w:val="0"/>
+          <w:sz w:val="21"/>
+        </w:rPr>
+        <w:t xml:space="preserve"> y su</w:t>
+      </w:r>
+    </w:p>
+    <w:p>
+      <w:pPr>
+        <w:spacing w:after="120"/>
+      </w:pPr>
+      <w:r>
+        <w:rPr>
+          <w:b w:val="0"/>
+          <w:sz w:val="21"/>
+        </w:rPr>
+        <w:t xml:space="preserve">gemelo en </w:t>
+      </w:r>
+      <w:r>
+        <w:rPr>
+          <w:rFonts w:ascii="Consolas" w:hAnsi="Consolas"/>
+          <w:sz w:val="21"/>
+        </w:rPr>
+        <w:t>Esclavo/</w:t>
+      </w:r>
+      <w:r>
+        <w:rPr>
+          <w:b w:val="0"/>
+          <w:sz w:val="21"/>
+        </w:rPr>
+        <w:t xml:space="preserve"> (puerta nueva, enum nuevo, </w:t>
+      </w:r>
+      <w:r>
+        <w:rPr>
+          <w:rFonts w:ascii="Consolas" w:hAnsi="Consolas"/>
+          <w:sz w:val="21"/>
+        </w:rPr>
+        <w:t>TOLERANCIA_TESTIGO_S</w:t>
+      </w:r>
+      <w:r>
+        <w:rPr>
+          <w:b w:val="0"/>
+          <w:sz w:val="21"/>
+        </w:rPr>
+        <w:t xml:space="preserve">) · </w:t>
+      </w:r>
+      <w:r>
+        <w:rPr>
+          <w:rFonts w:ascii="Consolas" w:hAnsi="Consolas"/>
+          <w:sz w:val="21"/>
+        </w:rPr>
+        <w:t>{Maestro,Esclavo}/src/bluetooth.cpp</w:t>
+      </w:r>
+    </w:p>
+    <w:p>
+      <w:pPr>
+        <w:spacing w:after="120"/>
+      </w:pPr>
+      <w:r>
+        <w:rPr>
+          <w:b w:val="0"/>
+          <w:sz w:val="21"/>
+        </w:rPr>
+        <w:t xml:space="preserve">(rama </w:t>
+      </w:r>
+      <w:r>
+        <w:rPr>
+          <w:rFonts w:ascii="Consolas" w:hAnsi="Consolas"/>
+          <w:sz w:val="21"/>
+        </w:rPr>
+        <w:t>SET_MODO:DEG_T</w:t>
+      </w:r>
+      <w:r>
+        <w:rPr>
+          <w:b w:val="0"/>
+          <w:sz w:val="21"/>
+        </w:rPr>
+        <w:t xml:space="preserve">, parsea las DOS horas) · </w:t>
+      </w:r>
+      <w:r>
+        <w:rPr>
+          <w:rFonts w:ascii="Consolas" w:hAnsi="Consolas"/>
+          <w:sz w:val="21"/>
+        </w:rPr>
+        <w:t>{Maestro,Esclavo}/{src,include}/respaldo.cpp,.h</w:t>
+      </w:r>
+      <w:r>
+        <w:rPr>
+          <w:b w:val="0"/>
+          <w:sz w:val="21"/>
+        </w:rPr>
+        <w:t xml:space="preserve"> (registro</w:t>
+      </w:r>
+    </w:p>
+    <w:p>
+      <w:pPr>
+        <w:spacing w:after="120"/>
+      </w:pPr>
+      <w:r>
+        <w:rPr>
+          <w:b w:val="0"/>
+          <w:sz w:val="21"/>
+        </w:rPr>
+        <w:t xml:space="preserve">nuevo). </w:t>
+      </w:r>
+      <w:r>
+        <w:rPr>
+          <w:b/>
+          <w:sz w:val="21"/>
+        </w:rPr>
+        <w:t>No toca el ESP32</w:t>
+      </w:r>
+      <w:r>
+        <w:rPr>
+          <w:b w:val="0"/>
+          <w:sz w:val="21"/>
+        </w:rPr>
+        <w:t xml:space="preserve"> —ni </w:t>
+      </w:r>
+      <w:r>
+        <w:rPr>
+          <w:rFonts w:ascii="Consolas" w:hAnsi="Consolas"/>
+          <w:sz w:val="21"/>
+        </w:rPr>
+        <w:t>despachador.cpp</w:t>
+      </w:r>
+      <w:r>
+        <w:rPr>
+          <w:b w:val="0"/>
+          <w:sz w:val="21"/>
+        </w:rPr>
+        <w:t xml:space="preserve"> ni </w:t>
+      </w:r>
+      <w:r>
+        <w:rPr>
+          <w:rFonts w:ascii="Consolas" w:hAnsi="Consolas"/>
+          <w:sz w:val="21"/>
+        </w:rPr>
+        <w:t>siembra.cpp</w:t>
+      </w:r>
+      <w:r>
+        <w:rPr>
+          <w:b w:val="0"/>
+          <w:sz w:val="21"/>
+        </w:rPr>
+        <w:t xml:space="preserve">— ni </w:t>
+      </w:r>
+      <w:r>
+        <w:rPr>
+          <w:rFonts w:ascii="Consolas" w:hAnsi="Consolas"/>
+          <w:sz w:val="21"/>
+        </w:rPr>
+        <w:t>reloj.cpp/.h</w:t>
+      </w:r>
+      <w:r>
+        <w:rPr>
+          <w:b w:val="0"/>
+          <w:sz w:val="21"/>
+        </w:rPr>
+        <w:t>: la comparación usa</w:t>
+      </w:r>
+    </w:p>
+    <w:p>
+      <w:pPr>
+        <w:spacing w:after="120"/>
+      </w:pPr>
+      <w:r>
+        <w:rPr>
+          <w:rFonts w:ascii="Consolas" w:hAnsi="Consolas"/>
+          <w:sz w:val="21"/>
+        </w:rPr>
+        <w:t>reloj_segundosDelDia()</w:t>
+      </w:r>
+      <w:r>
+        <w:rPr>
+          <w:b w:val="0"/>
+          <w:sz w:val="21"/>
+        </w:rPr>
+        <w:t xml:space="preserve">, que ya existe. </w:t>
+      </w:r>
+      <w:r>
+        <w:rPr>
+          <w:rFonts w:ascii="Consolas" w:hAnsi="Consolas"/>
+          <w:sz w:val="21"/>
+        </w:rPr>
+        <w:t>ciclo_degradado.h</w:t>
+      </w:r>
+      <w:r>
+        <w:rPr>
+          <w:b w:val="0"/>
+          <w:sz w:val="21"/>
+        </w:rPr>
+        <w:t xml:space="preserve"> NO se toca: la fase la calcula la MISMA función.</w:t>
+      </w:r>
+    </w:p>
+    <w:p>
+      <w:pPr>
+        <w:spacing w:after="120"/>
+      </w:pPr>
+      <w:r>
+        <w:rPr>
+          <w:b/>
+          <w:sz w:val="21"/>
+        </w:rPr>
+        <w:t>El testigo con el poste YA en Degradado</w:t>
+      </w:r>
+      <w:r>
+        <w:rPr>
+          <w:b w:val="0"/>
+          <w:sz w:val="21"/>
+        </w:rPr>
+        <w:t xml:space="preserve"> (la visita mensual, o un Degradado de </w:t>
+      </w:r>
+      <w:r>
+        <w:rPr>
+          <w:rFonts w:ascii="Consolas" w:hAnsi="Consolas"/>
+          <w:sz w:val="21"/>
+        </w:rPr>
+        <w:t>D-18</w:t>
+      </w:r>
+      <w:r>
+        <w:rPr>
+          <w:b w:val="0"/>
+          <w:sz w:val="21"/>
+        </w:rPr>
+        <w:t xml:space="preserve"> activo). 🔴 NO CONSTRUIDO.</w:t>
+      </w:r>
+    </w:p>
+    <w:p>
+      <w:pPr>
+        <w:spacing w:after="120"/>
+      </w:pPr>
+      <w:r>
+        <w:rPr>
+          <w:b w:val="0"/>
+          <w:sz w:val="21"/>
+        </w:rPr>
+        <w:t>Pasa las mismas comprobaciones (</w:t>
+      </w:r>
+      <w:r>
+        <w:rPr>
+          <w:rFonts w:ascii="Consolas" w:hAnsi="Consolas"/>
+          <w:sz w:val="21"/>
+        </w:rPr>
+        <w:t>ahora</w:t>
+      </w:r>
+      <w:r>
+        <w:rPr>
+          <w:b w:val="0"/>
+          <w:sz w:val="21"/>
+        </w:rPr>
+        <w:t xml:space="preserve">, </w:t>
+      </w:r>
+      <w:r>
+        <w:rPr>
+          <w:rFonts w:ascii="Consolas" w:hAnsi="Consolas"/>
+          <w:sz w:val="21"/>
+        </w:rPr>
+        <w:t>inicio</w:t>
+      </w:r>
+      <w:r>
+        <w:rPr>
+          <w:b w:val="0"/>
+          <w:sz w:val="21"/>
+        </w:rPr>
+        <w:t xml:space="preserve">, rangos). Si </w:t>
+      </w:r>
+      <w:r>
+        <w:rPr>
+          <w:rFonts w:ascii="Consolas" w:hAnsi="Consolas"/>
+          <w:sz w:val="21"/>
+        </w:rPr>
+        <w:t>verde</w:t>
+      </w:r>
+      <w:r>
+        <w:rPr>
+          <w:b w:val="0"/>
+          <w:sz w:val="21"/>
+        </w:rPr>
+        <w:t xml:space="preserve"> y </w:t>
+      </w:r>
+      <w:r>
+        <w:rPr>
+          <w:rFonts w:ascii="Consolas" w:hAnsi="Consolas"/>
+          <w:sz w:val="21"/>
+        </w:rPr>
+        <w:t>despeje</w:t>
+      </w:r>
+      <w:r>
+        <w:rPr>
+          <w:b w:val="0"/>
+          <w:sz w:val="21"/>
+        </w:rPr>
+        <w:t xml:space="preserve"> son los que el poste ya aplica,</w:t>
+      </w:r>
+    </w:p>
+    <w:p>
+      <w:pPr>
+        <w:spacing w:after="120"/>
+      </w:pPr>
+      <w:r>
+        <w:rPr>
+          <w:b/>
+          <w:sz w:val="21"/>
+        </w:rPr>
+        <w:t>renueva la cuenta de 31 días y la hora, y sigue alternando</w:t>
+      </w:r>
+      <w:r>
+        <w:rPr>
+          <w:b w:val="0"/>
+          <w:sz w:val="21"/>
+        </w:rPr>
+        <w:t xml:space="preserve">: no vuelve a rojo ni espera </w:t>
+      </w:r>
+      <w:r>
+        <w:rPr>
+          <w:rFonts w:ascii="Consolas" w:hAnsi="Consolas"/>
+          <w:sz w:val="21"/>
+        </w:rPr>
+        <w:t>inicio</w:t>
+      </w:r>
+      <w:r>
+        <w:rPr>
+          <w:b w:val="0"/>
+          <w:sz w:val="21"/>
+        </w:rPr>
+        <w:t>, porque la fase</w:t>
+      </w:r>
+    </w:p>
+    <w:p>
+      <w:pPr>
+        <w:spacing w:after="120"/>
+      </w:pPr>
+      <w:r>
+        <w:rPr>
+          <w:b w:val="0"/>
+          <w:sz w:val="21"/>
+        </w:rPr>
+        <w:t xml:space="preserve">es la de pared y no cambia. Si el ciclo es distinto, vuelve a ROJO fijo hasta </w:t>
+      </w:r>
+      <w:r>
+        <w:rPr>
+          <w:rFonts w:ascii="Consolas" w:hAnsi="Consolas"/>
+          <w:sz w:val="21"/>
+        </w:rPr>
+        <w:t>inicio</w:t>
+      </w:r>
+      <w:r>
+        <w:rPr>
+          <w:b w:val="0"/>
+          <w:sz w:val="21"/>
+        </w:rPr>
+        <w:t xml:space="preserve"> como una entrada nueva.</w:t>
+      </w:r>
+    </w:p>
+    <w:p>
+      <w:pPr>
+        <w:spacing w:after="120"/>
+      </w:pPr>
+      <w:r>
+        <w:rPr>
+          <w:b/>
+          <w:sz w:val="21"/>
+        </w:rPr>
+        <w:t>El testigo se guarda en la ÚLTIMA PÁGINA DE LA FLASH del STM32, no en la pila.</w:t>
+      </w:r>
+      <w:r>
+        <w:rPr>
+          <w:b w:val="0"/>
+          <w:sz w:val="21"/>
+        </w:rPr>
+        <w:t xml:space="preserve"> Medido: los diez registros de</w:t>
+      </w:r>
+    </w:p>
+    <w:p>
+      <w:pPr>
+        <w:spacing w:after="120"/>
+      </w:pPr>
+      <w:r>
+        <w:rPr>
+          <w:b w:val="0"/>
+          <w:sz w:val="21"/>
+        </w:rPr>
+        <w:t>respaldo del F103 están ocupados y el registro mínimo (45 bits) no cabe sin retirar otras garantías. La página se</w:t>
+      </w:r>
+    </w:p>
+    <w:p>
+      <w:pPr>
+        <w:spacing w:after="120"/>
+      </w:pPr>
+      <w:r>
+        <w:rPr>
+          <w:b w:val="0"/>
+          <w:sz w:val="21"/>
+        </w:rPr>
+        <w:t xml:space="preserve">reserva en </w:t>
+      </w:r>
+      <w:r>
+        <w:rPr>
+          <w:rFonts w:ascii="Consolas" w:hAnsi="Consolas"/>
+          <w:sz w:val="21"/>
+        </w:rPr>
+        <w:t>platformio.ini</w:t>
+      </w:r>
+      <w:r>
+        <w:rPr>
+          <w:b w:val="0"/>
+          <w:sz w:val="21"/>
+        </w:rPr>
+        <w:t xml:space="preserve"> (</w:t>
+      </w:r>
+      <w:r>
+        <w:rPr>
+          <w:rFonts w:ascii="Consolas" w:hAnsi="Consolas"/>
+          <w:sz w:val="21"/>
+        </w:rPr>
+        <w:t>board_upload.maximum_size</w:t>
+      </w:r>
+      <w:r>
+        <w:rPr>
+          <w:b w:val="0"/>
+          <w:sz w:val="21"/>
+        </w:rPr>
+        <w:t>) para que el enlazador no pueda poner código encima; se</w:t>
+      </w:r>
+    </w:p>
+    <w:p>
+      <w:pPr>
+        <w:spacing w:after="120"/>
+      </w:pPr>
+      <w:r>
+        <w:rPr>
+          <w:b w:val="0"/>
+          <w:sz w:val="21"/>
+        </w:rPr>
+        <w:t xml:space="preserve">escribe una vez por testigo, con el poste en ROJO, y lleva su propia suma. </w:t>
+      </w:r>
+      <w:r>
+        <w:rPr>
+          <w:rFonts w:ascii="Consolas" w:hAnsi="Consolas"/>
+          <w:sz w:val="21"/>
+        </w:rPr>
+        <w:t>respaldo.cpp</w:t>
+      </w:r>
+      <w:r>
+        <w:rPr>
+          <w:b w:val="0"/>
+          <w:sz w:val="21"/>
+        </w:rPr>
+        <w:t xml:space="preserve"> no cambia de formato.</w:t>
+      </w:r>
+    </w:p>
+    <w:p>
+      <w:pPr>
+        <w:spacing w:after="120"/>
+      </w:pPr>
+      <w:r>
+        <w:rPr>
+          <w:b/>
+          <w:sz w:val="21"/>
+        </w:rPr>
+        <w:t>Reglas para construir</w:t>
+      </w:r>
+      <w:r>
+        <w:rPr>
+          <w:b w:val="0"/>
+          <w:sz w:val="21"/>
+        </w:rPr>
+        <w:t xml:space="preserve"> (medidas sobre el fuente; 🔴 NO CONSTRUIDO):</w:t>
+      </w:r>
+    </w:p>
+    <w:p>
+      <w:pPr>
+        <w:pStyle w:val="ListBullet"/>
+        <w:spacing w:after="60"/>
+        <w:ind w:left="360"/>
+      </w:pPr>
+      <w:r>
+        <w:rPr>
+          <w:b/>
+          <w:sz w:val="21"/>
+        </w:rPr>
+        <w:t>DR6/DR7:</w:t>
+      </w:r>
+      <w:r>
+        <w:rPr>
+          <w:b w:val="0"/>
+          <w:sz w:val="21"/>
+        </w:rPr>
+        <w:t xml:space="preserve"> la librería STM32duino RTC los reserva para la fecha (</w:t>
+      </w:r>
+      <w:r>
+        <w:rPr>
+          <w:rFonts w:ascii="Consolas" w:hAnsi="Consolas"/>
+          <w:sz w:val="21"/>
+        </w:rPr>
+        <w:t>RTC_BKP_DATE</w:t>
+      </w:r>
+      <w:r>
+        <w:rPr>
+          <w:b w:val="0"/>
+          <w:sz w:val="21"/>
+        </w:rPr>
+        <w:t xml:space="preserve">) y </w:t>
+      </w:r>
+      <w:r>
+        <w:rPr>
+          <w:rFonts w:ascii="Consolas" w:hAnsi="Consolas"/>
+          <w:sz w:val="21"/>
+        </w:rPr>
+        <w:t>respaldo.cpp</w:t>
+      </w:r>
+      <w:r>
+        <w:rPr>
+          <w:b w:val="0"/>
+          <w:sz w:val="21"/>
+        </w:rPr>
+        <w:t xml:space="preserve"> los usa para</w:t>
+      </w:r>
+    </w:p>
+    <w:p>
+      <w:pPr>
+        <w:spacing w:after="120"/>
+      </w:pPr>
+      <w:r>
+        <w:rPr>
+          <w:b w:val="0"/>
+          <w:sz w:val="21"/>
+        </w:rPr>
+        <w:t>la sync. Hallazgo SIN MEDIR en tarjeta, fuera de este apartado.</w:t>
+      </w:r>
+    </w:p>
+    <w:p>
+      <w:pPr>
+        <w:pStyle w:val="ListBullet"/>
+        <w:spacing w:after="60"/>
+        <w:ind w:left="360"/>
+      </w:pPr>
+      <w:r>
+        <w:rPr>
+          <w:b/>
+          <w:sz w:val="21"/>
+        </w:rPr>
+        <w:t>Los 31 días se cuentan con la fecha del DS3231</w:t>
+      </w:r>
+      <w:r>
+        <w:rPr>
+          <w:b w:val="0"/>
+          <w:sz w:val="21"/>
+        </w:rPr>
+        <w:t xml:space="preserve"> que trae </w:t>
+      </w:r>
+      <w:r>
+        <w:rPr>
+          <w:rFonts w:ascii="Consolas" w:hAnsi="Consolas"/>
+          <w:sz w:val="21"/>
+        </w:rPr>
+        <w:t>CMD:HORA_ESP32</w:t>
+      </w:r>
+      <w:r>
+        <w:rPr>
+          <w:b w:val="0"/>
+          <w:sz w:val="21"/>
+        </w:rPr>
+        <w:t xml:space="preserve">, no con </w:t>
+      </w:r>
+      <w:r>
+        <w:rPr>
+          <w:rFonts w:ascii="Consolas" w:hAnsi="Consolas"/>
+          <w:sz w:val="21"/>
+        </w:rPr>
+        <w:t>reloj_contadorSegundos()</w:t>
+      </w:r>
+      <w:r>
+        <w:rPr>
+          <w:b w:val="0"/>
+          <w:sz w:val="21"/>
+        </w:rPr>
+        <w:t>:</w:t>
+      </w:r>
+    </w:p>
+    <w:p>
+      <w:pPr>
+        <w:spacing w:after="120"/>
+      </w:pPr>
+      <w:r>
+        <w:rPr>
+          <w:b w:val="0"/>
+          <w:sz w:val="21"/>
+        </w:rPr>
+        <w:t xml:space="preserve">sin </w:t>
+      </w:r>
+      <w:r>
+        <w:rPr>
+          <w:rFonts w:ascii="Consolas" w:hAnsi="Consolas"/>
+          <w:sz w:val="21"/>
+        </w:rPr>
+        <w:t>Y2</w:t>
+      </w:r>
+      <w:r>
+        <w:rPr>
+          <w:b w:val="0"/>
+          <w:sz w:val="21"/>
+        </w:rPr>
+        <w:t xml:space="preserve"> ese contador no sirve y </w:t>
+      </w:r>
+      <w:r>
+        <w:rPr>
+          <w:rFonts w:ascii="Consolas" w:hAnsi="Consolas"/>
+          <w:sz w:val="21"/>
+        </w:rPr>
+        <w:t>HAL_RTC_GetTime</w:t>
+      </w:r>
+      <w:r>
+        <w:rPr>
+          <w:b w:val="0"/>
+          <w:sz w:val="21"/>
+        </w:rPr>
+        <w:t xml:space="preserve"> puede reescribir CNT (sin medir). Se permite tocar </w:t>
+      </w:r>
+      <w:r>
+        <w:rPr>
+          <w:rFonts w:ascii="Consolas" w:hAnsi="Consolas"/>
+          <w:sz w:val="21"/>
+        </w:rPr>
+        <w:t>reloj.cpp</w:t>
+      </w:r>
+    </w:p>
+    <w:p>
+      <w:pPr>
+        <w:spacing w:after="120"/>
+      </w:pPr>
+      <w:r>
+        <w:rPr>
+          <w:b w:val="0"/>
+          <w:sz w:val="21"/>
+        </w:rPr>
+        <w:t>sólo para guardar el día que trae la siembra.</w:t>
+      </w:r>
+    </w:p>
+    <w:p>
+      <w:pPr>
+        <w:pStyle w:val="ListBullet"/>
+        <w:spacing w:after="60"/>
+        <w:ind w:left="360"/>
+      </w:pPr>
+      <w:r>
+        <w:rPr>
+          <w:b/>
+          <w:sz w:val="21"/>
+        </w:rPr>
+        <w:t>`verde` distinto de 180:</w:t>
+      </w:r>
+      <w:r>
+        <w:rPr>
+          <w:b w:val="0"/>
+          <w:sz w:val="21"/>
+        </w:rPr>
+        <w:t xml:space="preserve"> rechazo de formato. </w:t>
+      </w:r>
+      <w:r>
+        <w:rPr>
+          <w:b/>
+          <w:sz w:val="21"/>
+        </w:rPr>
+        <w:t>Medianoche:</w:t>
+      </w:r>
+      <w:r>
+        <w:rPr>
+          <w:b w:val="0"/>
+          <w:sz w:val="21"/>
+        </w:rPr>
+        <w:t xml:space="preserve"> </w:t>
+      </w:r>
+      <w:r>
+        <w:rPr>
+          <w:rFonts w:ascii="Consolas" w:hAnsi="Consolas"/>
+          <w:sz w:val="21"/>
+        </w:rPr>
+        <w:t>inicio</w:t>
+      </w:r>
+      <w:r>
+        <w:rPr>
+          <w:b w:val="0"/>
+          <w:sz w:val="21"/>
+        </w:rPr>
+        <w:t xml:space="preserve"> vencido si</w:t>
+      </w:r>
+    </w:p>
+    <w:p>
+      <w:pPr>
+        <w:spacing w:after="120"/>
+      </w:pPr>
+      <w:r>
+        <w:rPr>
+          <w:rFonts w:ascii="Consolas" w:hAnsi="Consolas"/>
+          <w:sz w:val="21"/>
+        </w:rPr>
+        <w:t>(inicio − reloj) mod 86400 &gt; 12 h</w:t>
+      </w:r>
+      <w:r>
+        <w:rPr>
+          <w:b w:val="0"/>
+          <w:sz w:val="21"/>
+        </w:rPr>
+        <w:t xml:space="preserve">. </w:t>
+      </w:r>
+      <w:r>
+        <w:rPr>
+          <w:b/>
+          <w:sz w:val="21"/>
+        </w:rPr>
+        <w:t>A los 28 días sólo avisa;</w:t>
+      </w:r>
+      <w:r>
+        <w:rPr>
+          <w:b w:val="0"/>
+          <w:sz w:val="21"/>
+        </w:rPr>
+        <w:t xml:space="preserve"> el ámbar llega a los 31.</w:t>
+      </w:r>
+    </w:p>
+    <w:p>
+      <w:pPr>
+        <w:pStyle w:val="ListBullet"/>
+        <w:spacing w:after="60"/>
+        <w:ind w:left="360"/>
+      </w:pPr>
+      <w:r>
+        <w:rPr>
+          <w:b/>
+          <w:sz w:val="21"/>
+        </w:rPr>
+        <w:t>El cerrojo de 48 h del Esclavo</w:t>
+      </w:r>
+      <w:r>
+        <w:rPr>
+          <w:b w:val="0"/>
+          <w:sz w:val="21"/>
+        </w:rPr>
+        <w:t xml:space="preserve"> (</w:t>
+      </w:r>
+      <w:r>
+        <w:rPr>
+          <w:rFonts w:ascii="Consolas" w:hAnsi="Consolas"/>
+          <w:sz w:val="21"/>
+        </w:rPr>
+        <w:t>syncVencidaLatch</w:t>
+      </w:r>
+      <w:r>
+        <w:rPr>
+          <w:b w:val="0"/>
+          <w:sz w:val="21"/>
+        </w:rPr>
+        <w:t>) no actúa en modo testigo.</w:t>
+      </w:r>
+    </w:p>
+    <w:p>
+      <w:pPr>
+        <w:pStyle w:val="ListBullet"/>
+        <w:spacing w:after="60"/>
+        <w:ind w:left="360"/>
+      </w:pPr>
+      <w:r>
+        <w:rPr>
+          <w:b/>
+          <w:sz w:val="21"/>
+        </w:rPr>
+        <w:t>Ventana aceptada por `D-35`:</w:t>
+      </w:r>
+      <w:r>
+        <w:rPr>
+          <w:b w:val="0"/>
+          <w:sz w:val="21"/>
+        </w:rPr>
+        <w:t xml:space="preserve"> si el Esclavo rechaza por </w:t>
+      </w:r>
+      <w:r>
+        <w:rPr>
+          <w:rFonts w:ascii="Consolas" w:hAnsi="Consolas"/>
+          <w:sz w:val="21"/>
+        </w:rPr>
+        <w:t>INICIO_VENCIDO</w:t>
+      </w:r>
+      <w:r>
+        <w:rPr>
+          <w:b w:val="0"/>
+          <w:sz w:val="21"/>
+        </w:rPr>
+        <w:t xml:space="preserve"> y nadie vuelve al Maestro, a la hora de</w:t>
+      </w:r>
+    </w:p>
+    <w:p>
+      <w:pPr>
+        <w:spacing w:after="120"/>
+      </w:pPr>
+      <w:r>
+        <w:rPr>
+          <w:rFonts w:ascii="Consolas" w:hAnsi="Consolas"/>
+          <w:sz w:val="21"/>
+        </w:rPr>
+        <w:t>inicio</w:t>
+      </w:r>
+      <w:r>
+        <w:rPr>
+          <w:b w:val="0"/>
+          <w:sz w:val="21"/>
+        </w:rPr>
+        <w:t xml:space="preserve"> el Maestro da verde por reloj contra el ámbar de huérfano del Esclavo. La app lo dice al rechazar: «vuelva</w:t>
+      </w:r>
+    </w:p>
+    <w:p>
+      <w:pPr>
+        <w:spacing w:after="120"/>
+      </w:pPr>
+      <w:r>
+        <w:rPr>
+          <w:b w:val="0"/>
+          <w:sz w:val="21"/>
+        </w:rPr>
+        <w:t>al Maestro y póngalo en Automático o repita el testigo».</w:t>
+      </w:r>
+    </w:p>
+    <w:p>
+      <w:pPr>
+        <w:spacing w:after="120"/>
+      </w:pPr>
+      <w:r>
+        <w:rPr>
+          <w:b/>
+          <w:sz w:val="21"/>
+        </w:rPr>
+        <w:t>Lo que queda fuera de este apartado:</w:t>
+      </w:r>
+      <w:r>
+        <w:rPr>
+          <w:b w:val="0"/>
+          <w:sz w:val="21"/>
+        </w:rPr>
+        <w:t xml:space="preserve"> la pantalla de la app (SPEC 4 §3.ter) y la vista de campo (SPEC 6 A.1.bis).</w:t>
+      </w:r>
+    </w:p>
+    <w:p>
+      <w:pPr>
+        <w:spacing w:after="120"/>
+      </w:pPr>
+      <w:r>
+        <w:rPr>
+          <w:b/>
+          <w:sz w:val="21"/>
+        </w:rPr>
+        <w:t>Packs que leen por FORMA las funciones de entrada de hoy, y que NO ven la puerta nueva porque tiene otro nombre</w:t>
+      </w:r>
+    </w:p>
+    <w:p>
+      <w:pPr>
+        <w:spacing w:after="120"/>
+      </w:pPr>
+      <w:r>
+        <w:rPr>
+          <w:b w:val="0"/>
+          <w:sz w:val="21"/>
+        </w:rPr>
+        <w:t>(</w:t>
+      </w:r>
+      <w:r>
+        <w:rPr>
+          <w:rFonts w:ascii="Consolas" w:hAnsi="Consolas"/>
+          <w:sz w:val="21"/>
+        </w:rPr>
+        <w:t>grep -rln "modo_degradado_evaluarEntrada\|degradado_entrar" 01_Firmware/Simulaciones/banco/packs</w:t>
+      </w:r>
+      <w:r>
+        <w:rPr>
+          <w:b w:val="0"/>
+          <w:sz w:val="21"/>
+        </w:rPr>
+        <w:t>):</w:t>
+      </w:r>
+    </w:p>
+    <w:p>
+      <w:pPr>
+        <w:spacing w:after="120"/>
+      </w:pPr>
+      <w:r>
+        <w:rPr>
+          <w:rFonts w:ascii="Consolas" w:hAnsi="Consolas"/>
+          <w:sz w:val="21"/>
+        </w:rPr>
+        <w:t>camara_02_j16.py</w:t>
+      </w:r>
+      <w:r>
+        <w:rPr>
+          <w:b w:val="0"/>
+          <w:sz w:val="21"/>
+        </w:rPr>
+        <w:t xml:space="preserve"> · </w:t>
+      </w:r>
+      <w:r>
+        <w:rPr>
+          <w:rFonts w:ascii="Consolas" w:hAnsi="Consolas"/>
+          <w:sz w:val="21"/>
+        </w:rPr>
+        <w:t>costura_06_reanudacion.py</w:t>
+      </w:r>
+      <w:r>
+        <w:rPr>
+          <w:b w:val="0"/>
+          <w:sz w:val="21"/>
+        </w:rPr>
+        <w:t xml:space="preserve"> · </w:t>
+      </w:r>
+      <w:r>
+        <w:rPr>
+          <w:rFonts w:ascii="Consolas" w:hAnsi="Consolas"/>
+          <w:sz w:val="21"/>
+        </w:rPr>
+        <w:t>esclavo_01_latch_ambar.py</w:t>
+      </w:r>
+      <w:r>
+        <w:rPr>
+          <w:b w:val="0"/>
+          <w:sz w:val="21"/>
+        </w:rPr>
+        <w:t xml:space="preserve"> · </w:t>
+      </w:r>
+      <w:r>
+        <w:rPr>
+          <w:rFonts w:ascii="Consolas" w:hAnsi="Consolas"/>
+          <w:sz w:val="21"/>
+        </w:rPr>
+        <w:t>esclavo_06_no_abre_paso.py</w:t>
+      </w:r>
+      <w:r>
+        <w:rPr>
+          <w:b w:val="0"/>
+          <w:sz w:val="21"/>
+        </w:rPr>
+        <w:t xml:space="preserve"> ·</w:t>
+      </w:r>
+    </w:p>
+    <w:p>
+      <w:pPr>
+        <w:spacing w:after="120"/>
+      </w:pPr>
+      <w:r>
+        <w:rPr>
+          <w:rFonts w:ascii="Consolas" w:hAnsi="Consolas"/>
+          <w:sz w:val="21"/>
+        </w:rPr>
+        <w:t>maestro_03_puerta_degradado.py</w:t>
+      </w:r>
+      <w:r>
+        <w:rPr>
+          <w:b w:val="0"/>
+          <w:sz w:val="21"/>
+        </w:rPr>
+        <w:t xml:space="preserve"> · </w:t>
+      </w:r>
+      <w:r>
+        <w:rPr>
+          <w:rFonts w:ascii="Consolas" w:hAnsi="Consolas"/>
+          <w:sz w:val="21"/>
+        </w:rPr>
+        <w:t>reloj_04_hora_que_caduca.py</w:t>
+      </w:r>
+      <w:r>
+        <w:rPr>
+          <w:b w:val="0"/>
+          <w:sz w:val="21"/>
+        </w:rPr>
+        <w:t xml:space="preserve">. </w:t>
+      </w:r>
+      <w:r>
+        <w:rPr>
+          <w:b/>
+          <w:sz w:val="21"/>
+        </w:rPr>
+        <w:t>Ninguno se toca ni se clona</w:t>
+      </w:r>
+      <w:r>
+        <w:rPr>
+          <w:b w:val="0"/>
+          <w:sz w:val="21"/>
+        </w:rPr>
+        <w:t>: el simulador está</w:t>
+      </w:r>
+    </w:p>
+    <w:p>
+      <w:pPr>
+        <w:spacing w:after="120"/>
+      </w:pPr>
+      <w:r>
+        <w:rPr>
+          <w:b w:val="0"/>
+          <w:sz w:val="21"/>
+        </w:rPr>
+        <w:t>congelado (§4), y la verificación de esta puerta es de banco, no de pack.</w:t>
       </w:r>
     </w:p>
     <w:p>
@@ -7505,6 +10377,97 @@
           <w:sz w:val="21"/>
         </w:rPr>
         <w:t>lo que falla no es la radio: es la puerta.</w:t>
+      </w:r>
+    </w:p>
+    <w:p>
+      <w:pPr>
+        <w:pStyle w:val="ListNumber"/>
+        <w:spacing w:after="60"/>
+      </w:pPr>
+      <w:r>
+        <w:rPr>
+          <w:b w:val="0"/>
+          <w:sz w:val="21"/>
+        </w:rPr>
+        <w:t xml:space="preserve">🔴 </w:t>
+      </w:r>
+      <w:r>
+        <w:rPr>
+          <w:b/>
+          <w:sz w:val="21"/>
+        </w:rPr>
+        <w:t>EL DEGRADADO CON TESTIGO (§7.bis, `D-35`) NO EXISTE: CERO CÓDIGO.</w:t>
+      </w:r>
+    </w:p>
+    <w:p>
+      <w:pPr>
+        <w:spacing w:after="120"/>
+      </w:pPr>
+      <w:r>
+        <w:rPr>
+          <w:rFonts w:ascii="Consolas" w:hAnsi="Consolas"/>
+          <w:sz w:val="21"/>
+        </w:rPr>
+        <w:t>grep -rn "DEG_T\|MDT_\|RechazoTestigo\|TOLERANCIA_TESTIGO_S" {Maestro,Esclavo}/{src,include}</w:t>
+      </w:r>
+      <w:r>
+        <w:rPr>
+          <w:b w:val="0"/>
+          <w:sz w:val="21"/>
+        </w:rPr>
+        <w:t xml:space="preserve"> da cero. La</w:t>
+      </w:r>
+    </w:p>
+    <w:p>
+      <w:pPr>
+        <w:spacing w:after="120"/>
+      </w:pPr>
+      <w:r>
+        <w:rPr>
+          <w:b w:val="0"/>
+          <w:sz w:val="21"/>
+        </w:rPr>
+        <w:t xml:space="preserve">puerta, la comparación de </w:t>
+      </w:r>
+      <w:r>
+        <w:rPr>
+          <w:rFonts w:ascii="Consolas" w:hAnsi="Consolas"/>
+          <w:sz w:val="21"/>
+        </w:rPr>
+        <w:t>ahora</w:t>
+      </w:r>
+      <w:r>
+        <w:rPr>
+          <w:b w:val="0"/>
+          <w:sz w:val="21"/>
+        </w:rPr>
+        <w:t xml:space="preserve"> contra </w:t>
+      </w:r>
+      <w:r>
+        <w:rPr>
+          <w:rFonts w:ascii="Consolas" w:hAnsi="Consolas"/>
+          <w:sz w:val="21"/>
+        </w:rPr>
+        <w:t>reloj_segundosDelDia()</w:t>
+      </w:r>
+      <w:r>
+        <w:rPr>
+          <w:b w:val="0"/>
+          <w:sz w:val="21"/>
+        </w:rPr>
+        <w:t xml:space="preserve"> y el registro de vigencia de 31 días son</w:t>
+      </w:r>
+    </w:p>
+    <w:p>
+      <w:pPr>
+        <w:spacing w:after="120"/>
+      </w:pPr>
+      <w:r>
+        <w:rPr>
+          <w:b w:val="0"/>
+          <w:sz w:val="21"/>
+        </w:rPr>
+        <w:t>propuestas de esta spec, sin construir y sin banco.</w:t>
       </w:r>
     </w:p>
     <w:p>
